--- a/app/utilidades/_templates/INFORME_MENSUAL_INVESTIGACION.docx
+++ b/app/utilidades/_templates/INFORME_MENSUAL_INVESTIGACION.docx
@@ -575,6 +575,15 @@
           <w14:ligatures w14:val="none"/>
         </w:rPr>
       </w:pPr>
+    </w:p>
+    <w:p>
+      <w:pPr/>
+      <w:r>
+        <w:rPr>
+          <w:color w:val="000000"/>
+        </w:rPr>
+        <w:t>{{#FUNCIONES}}</w:t>
+      </w:r>
     </w:p>
     <w:p>
       <w:pPr>
@@ -611,20 +620,29 @@
           <w:lang w:val="es-EC" w:eastAsia="es-EC"/>
           <w14:ligatures w14:val="none"/>
         </w:rPr>
-        <w:t>{#FUNCIONES}{.}{/FUNCIONES}</w:t>
-      </w:r>
-      <w:r>
-        <w:rPr>
-          <w:rFonts w:ascii="Century Gothic" w:eastAsia="Times New Roman" w:hAnsi="Century Gothic" w:cs="Times New Roman"/>
-          <w:b/>
-          <w:bCs/>
-          <w:color w:val="BFBFBF" w:themeColor="background1" w:themeShade="BF"/>
-          <w:kern w:val="0"/>
-          <w:sz w:val="21"/>
-          <w:szCs w:val="21"/>
-          <w:lang w:val="es-EC" w:eastAsia="es-EC"/>
-          <w14:ligatures w14:val="none"/>
-        </w:rPr>
+        <w:t>{{.}}</w:t>
+      </w:r>
+      <w:r>
+        <w:rPr>
+          <w:rFonts w:ascii="Century Gothic" w:eastAsia="Times New Roman" w:hAnsi="Century Gothic" w:cs="Times New Roman"/>
+          <w:b/>
+          <w:bCs/>
+          <w:color w:val="BFBFBF" w:themeColor="background1" w:themeShade="BF"/>
+          <w:kern w:val="0"/>
+          <w:sz w:val="21"/>
+          <w:szCs w:val="21"/>
+          <w:lang w:val="es-EC" w:eastAsia="es-EC"/>
+          <w14:ligatures w14:val="none"/>
+        </w:rPr>
+      </w:r>
+    </w:p>
+    <w:p>
+      <w:pPr/>
+      <w:r>
+        <w:rPr>
+          <w:color w:val="000000"/>
+        </w:rPr>
+        <w:t>{{/FUNCIONES}}</w:t>
       </w:r>
     </w:p>
     <w:p>
@@ -978,7 +996,7 @@
           <w:p>
             <w:r/>
             <w:r>
-              <w:t>{#DIFICULTADES}{INCONVENIENTE}</w:t>
+              <w:t>{{#DIFICULTADES}}{{INCONVENIENTE}}</w:t>
             </w:r>
           </w:p>
         </w:tc>
@@ -989,7 +1007,7 @@
           <w:p>
             <w:r/>
             <w:r>
-              <w:t>{SOLUCION}{/DIFICULTADES}</w:t>
+              <w:t>{{SOLUCION}}{{/DIFICULTADES}}</w:t>
             </w:r>
           </w:p>
         </w:tc>

--- a/app/utilidades/_templates/INFORME_MENSUAL_INVESTIGACION.docx
+++ b/app/utilidades/_templates/INFORME_MENSUAL_INVESTIGACION.docx
@@ -51,21 +51,32 @@
         <w:textAlignment w:val="baseline"/>
         <w:rPr>
           <w:rFonts w:ascii="Century Gothic" w:eastAsia="Times New Roman" w:hAnsi="Century Gothic" w:cs="Times New Roman"/>
+          <w:color w:val="000000"/>
+          <w:kern w:val="0"/>
+          <w:lang w:val="es-EC" w:eastAsia="es-EC"/>
+          <w14:ligatures w14:val="none"/>
+        </w:rPr>
+      </w:pPr>
+    </w:p>
+    <w:p>
+      <w:pPr>
+        <w:shd w:val="clear" w:color="auto" w:fill="FFFFFF"/>
+        <w:spacing w:after="0" w:line="240" w:lineRule="auto"/>
+        <w:jc w:val="both"/>
+        <w:textAlignment w:val="baseline"/>
+        <w:rPr>
+          <w:rFonts w:ascii="Century Gothic" w:eastAsia="Times New Roman" w:hAnsi="Century Gothic" w:cs="Times New Roman"/>
           <w:b/>
           <w:bCs/>
           <w:color w:val="000000"/>
           <w:kern w:val="0"/>
-          <w:lang w:val="es-EC" w:eastAsia="es-EC"/>
-          <w14:ligatures w14:val="none"/>
-        </w:rPr>
-      </w:pPr>
-    </w:p>
-    <w:p>
-      <w:pPr>
-        <w:shd w:val="clear" w:color="auto" w:fill="FFFFFF"/>
-        <w:spacing w:after="0" w:line="240" w:lineRule="auto"/>
-        <w:jc w:val="both"/>
-        <w:textAlignment w:val="baseline"/>
+          <w:sz w:val="21"/>
+          <w:szCs w:val="21"/>
+          <w:lang w:val="es-EC" w:eastAsia="es-EC"/>
+          <w14:ligatures w14:val="none"/>
+        </w:rPr>
+      </w:pPr>
+      <w:r>
         <w:rPr>
           <w:rFonts w:ascii="Century Gothic" w:eastAsia="Times New Roman" w:hAnsi="Century Gothic" w:cs="Times New Roman"/>
           <w:b/>
@@ -77,7 +88,8 @@
           <w:lang w:val="es-EC" w:eastAsia="es-EC"/>
           <w14:ligatures w14:val="none"/>
         </w:rPr>
-      </w:pPr>
+        <w:t>Datos generales</w:t>
+      </w:r>
       <w:r>
         <w:rPr>
           <w:rFonts w:ascii="Century Gothic" w:eastAsia="Times New Roman" w:hAnsi="Century Gothic" w:cs="Times New Roman"/>
@@ -87,151 +99,371 @@
           <w:kern w:val="0"/>
           <w:sz w:val="21"/>
           <w:szCs w:val="21"/>
-          <w:u w:val="single"/>
-          <w:lang w:val="es-EC" w:eastAsia="es-EC"/>
-          <w14:ligatures w14:val="none"/>
-        </w:rPr>
-        <w:t>Datos generales</w:t>
-      </w:r>
-      <w:r>
+          <w:lang w:val="es-EC" w:eastAsia="es-EC"/>
+          <w14:ligatures w14:val="none"/>
+        </w:rPr>
+        <w:t>:</w:t>
+      </w:r>
+    </w:p>
+    <w:p>
+      <w:pPr>
+        <w:shd w:val="clear" w:color="auto" w:fill="FFFFFF"/>
+        <w:spacing w:after="0" w:line="240" w:lineRule="auto"/>
+        <w:jc w:val="both"/>
+        <w:textAlignment w:val="baseline"/>
+        <w:rPr>
+          <w:rFonts w:ascii="Century Gothic" w:eastAsia="Times New Roman" w:hAnsi="Century Gothic" w:cs="Times New Roman"/>
+          <w:color w:val="000000"/>
+          <w:kern w:val="0"/>
+          <w:sz w:val="21"/>
+          <w:szCs w:val="21"/>
+          <w:lang w:val="es-EC" w:eastAsia="es-EC"/>
+          <w14:ligatures w14:val="none"/>
+        </w:rPr>
+      </w:pPr>
+    </w:p>
+    <w:p>
+      <w:pPr>
+        <w:shd w:val="clear" w:color="auto" w:fill="FFFFFF"/>
+        <w:spacing w:after="0" w:line="240" w:lineRule="auto"/>
+        <w:jc w:val="both"/>
+        <w:textAlignment w:val="baseline"/>
+        <w:rPr>
+          <w:rFonts w:ascii="Century Gothic" w:eastAsia="Times New Roman" w:hAnsi="Century Gothic" w:cs="Times New Roman"/>
+          <w:color w:val="BFBFBF" w:themeColor="background1" w:themeShade="BF"/>
+          <w:kern w:val="0"/>
+          <w:sz w:val="21"/>
+          <w:szCs w:val="21"/>
+          <w:lang w:val="es-EC" w:eastAsia="es-EC"/>
+          <w14:ligatures w14:val="none"/>
+        </w:rPr>
+      </w:pPr>
+      <w:r>
+        <w:rPr>
+          <w:rFonts w:ascii="Century Gothic" w:eastAsia="Times New Roman" w:hAnsi="Century Gothic" w:cs="Times New Roman"/>
+          <w:color w:val="000000"/>
+          <w:kern w:val="0"/>
+          <w:sz w:val="21"/>
+          <w:szCs w:val="21"/>
+          <w:lang w:val="es-EC" w:eastAsia="es-EC"/>
+          <w14:ligatures w14:val="none"/>
+        </w:rPr>
+        <w:t>Carrera</w:t>
+      </w:r>
+      <w:r>
+        <w:rPr>
+          <w:rFonts w:ascii="Century Gothic" w:eastAsia="Times New Roman" w:hAnsi="Century Gothic" w:cs="Times New Roman"/>
+          <w:color w:val="000000"/>
+          <w:kern w:val="0"/>
+          <w:sz w:val="21"/>
+          <w:szCs w:val="21"/>
+          <w:lang w:val="es-EC" w:eastAsia="es-EC"/>
+          <w14:ligatures w14:val="none"/>
+        </w:rPr>
+        <w:t xml:space="preserve">: </w:t>
+      </w:r>
+      <w:r>
+        <w:rPr>
+          <w:rFonts w:ascii="Century Gothic" w:hAnsi="Century Gothic"/>
+          <w:color w:val="000000"/>
+          <w:sz w:val="21"/>
+        </w:rPr>
+        <w:t>{{CARRERA}}</w:t>
+      </w:r>
+    </w:p>
+    <w:p>
+      <w:pPr>
+        <w:shd w:val="clear" w:color="auto" w:fill="FFFFFF"/>
+        <w:spacing w:after="0" w:line="240" w:lineRule="auto"/>
+        <w:jc w:val="both"/>
+        <w:textAlignment w:val="baseline"/>
+        <w:rPr>
+          <w:rFonts w:ascii="Century Gothic" w:eastAsia="Times New Roman" w:hAnsi="Century Gothic" w:cs="Times New Roman"/>
+          <w:color w:val="BFBFBF" w:themeColor="background1" w:themeShade="BF"/>
+          <w:kern w:val="0"/>
+          <w:sz w:val="21"/>
+          <w:szCs w:val="21"/>
+          <w:lang w:val="es-EC" w:eastAsia="es-EC"/>
+          <w14:ligatures w14:val="none"/>
+        </w:rPr>
+      </w:pPr>
+      <w:r>
+        <w:rPr>
+          <w:rFonts w:ascii="Century Gothic" w:eastAsia="Times New Roman" w:hAnsi="Century Gothic" w:cs="Times New Roman"/>
+          <w:kern w:val="0"/>
+          <w:sz w:val="21"/>
+          <w:szCs w:val="21"/>
+          <w:lang w:val="es-EC" w:eastAsia="es-EC"/>
+          <w14:ligatures w14:val="none"/>
+        </w:rPr>
+        <w:t>Líder de proyecto</w:t>
+      </w:r>
+      <w:r>
+        <w:rPr>
+          <w:rFonts w:ascii="Century Gothic" w:eastAsia="Times New Roman" w:hAnsi="Century Gothic" w:cs="Times New Roman"/>
+          <w:kern w:val="0"/>
+          <w:sz w:val="21"/>
+          <w:szCs w:val="21"/>
+          <w:lang w:val="es-EC" w:eastAsia="es-EC"/>
+          <w14:ligatures w14:val="none"/>
+        </w:rPr>
+        <w:t xml:space="preserve">: </w:t>
+      </w:r>
+      <w:r>
+        <w:rPr>
+          <w:rFonts w:ascii="Century Gothic" w:eastAsia="Times New Roman" w:hAnsi="Century Gothic" w:cs="Times New Roman"/>
+          <w:color w:val="000000"/>
+          <w:kern w:val="0"/>
+          <w:sz w:val="21"/>
+          <w:szCs w:val="21"/>
+          <w:lang w:val="es-EC" w:eastAsia="es-EC"/>
+          <w14:ligatures w14:val="none"/>
+        </w:rPr>
+        <w:t>{{LIDER}}</w:t>
+      </w:r>
+    </w:p>
+    <w:p>
+      <w:pPr>
+        <w:shd w:val="clear" w:color="auto" w:fill="FFFFFF"/>
+        <w:spacing w:after="0" w:line="240" w:lineRule="auto"/>
+        <w:jc w:val="both"/>
+        <w:textAlignment w:val="baseline"/>
+        <w:rPr>
+          <w:rFonts w:ascii="Century Gothic" w:eastAsia="Times New Roman" w:hAnsi="Century Gothic" w:cs="Times New Roman"/>
+          <w:color w:val="BFBFBF" w:themeColor="background1" w:themeShade="BF"/>
+          <w:kern w:val="0"/>
+          <w:sz w:val="21"/>
+          <w:szCs w:val="21"/>
+          <w:lang w:val="es-EC" w:eastAsia="es-EC"/>
+          <w14:ligatures w14:val="none"/>
+        </w:rPr>
+      </w:pPr>
+      <w:r>
+        <w:rPr>
+          <w:rFonts w:ascii="Century Gothic" w:eastAsia="Times New Roman" w:hAnsi="Century Gothic" w:cs="Times New Roman"/>
+          <w:kern w:val="0"/>
+          <w:sz w:val="21"/>
+          <w:szCs w:val="21"/>
+          <w:lang w:val="es-EC" w:eastAsia="es-EC"/>
+          <w14:ligatures w14:val="none"/>
+        </w:rPr>
+        <w:t xml:space="preserve">Período: </w:t>
+      </w:r>
+      <w:r>
+        <w:rPr>
+          <w:rFonts w:ascii="Century Gothic" w:eastAsia="Times New Roman" w:hAnsi="Century Gothic" w:cs="Times New Roman"/>
+          <w:color w:val="000000"/>
+          <w:kern w:val="0"/>
+          <w:sz w:val="21"/>
+          <w:szCs w:val="21"/>
+          <w:lang w:val="es-EC" w:eastAsia="es-EC"/>
+          <w14:ligatures w14:val="none"/>
+        </w:rPr>
+        <w:t>{{PERIODO}}</w:t>
+      </w:r>
+    </w:p>
+    <w:p>
+      <w:pPr>
+        <w:shd w:val="clear" w:color="auto" w:fill="FFFFFF"/>
+        <w:spacing w:after="0" w:line="240" w:lineRule="auto"/>
+        <w:jc w:val="both"/>
+        <w:textAlignment w:val="baseline"/>
+        <w:rPr>
+          <w:rFonts w:ascii="Century Gothic" w:eastAsia="Times New Roman" w:hAnsi="Century Gothic" w:cs="Times New Roman"/>
+          <w:color w:val="BFBFBF" w:themeColor="background1" w:themeShade="BF"/>
+          <w:kern w:val="0"/>
+          <w:sz w:val="21"/>
+          <w:szCs w:val="21"/>
+          <w:lang w:val="es-EC" w:eastAsia="es-EC"/>
+          <w14:ligatures w14:val="none"/>
+        </w:rPr>
+      </w:pPr>
+    </w:p>
+    <w:p>
+      <w:pPr>
+        <w:shd w:val="clear" w:color="auto" w:fill="FFFFFF"/>
+        <w:spacing w:after="0" w:line="240" w:lineRule="auto"/>
+        <w:jc w:val="both"/>
+        <w:textAlignment w:val="baseline"/>
         <w:rPr>
           <w:rFonts w:ascii="Century Gothic" w:eastAsia="Times New Roman" w:hAnsi="Century Gothic" w:cs="Times New Roman"/>
           <w:b/>
           <w:bCs/>
-          <w:color w:val="000000"/>
-          <w:kern w:val="0"/>
-          <w:sz w:val="21"/>
-          <w:szCs w:val="21"/>
-          <w:lang w:val="es-EC" w:eastAsia="es-EC"/>
-          <w14:ligatures w14:val="none"/>
-        </w:rPr>
-        <w:t>:</w:t>
-      </w:r>
-    </w:p>
-    <w:p>
-      <w:pPr>
-        <w:shd w:val="clear" w:color="auto" w:fill="FFFFFF"/>
-        <w:spacing w:after="0" w:line="240" w:lineRule="auto"/>
-        <w:jc w:val="both"/>
-        <w:textAlignment w:val="baseline"/>
+          <w:kern w:val="0"/>
+          <w:sz w:val="21"/>
+          <w:szCs w:val="21"/>
+          <w:lang w:val="es-EC" w:eastAsia="es-EC"/>
+          <w14:ligatures w14:val="none"/>
+        </w:rPr>
+      </w:pPr>
+      <w:r>
         <w:rPr>
           <w:rFonts w:ascii="Century Gothic" w:eastAsia="Times New Roman" w:hAnsi="Century Gothic" w:cs="Times New Roman"/>
           <w:b/>
           <w:bCs/>
-          <w:color w:val="000000"/>
-          <w:kern w:val="0"/>
-          <w:sz w:val="21"/>
-          <w:szCs w:val="21"/>
-          <w:lang w:val="es-EC" w:eastAsia="es-EC"/>
-          <w14:ligatures w14:val="none"/>
-        </w:rPr>
-      </w:pPr>
-    </w:p>
-    <w:p>
-      <w:pPr>
-        <w:shd w:val="clear" w:color="auto" w:fill="FFFFFF"/>
-        <w:spacing w:after="0" w:line="240" w:lineRule="auto"/>
-        <w:jc w:val="both"/>
-        <w:textAlignment w:val="baseline"/>
+          <w:kern w:val="0"/>
+          <w:sz w:val="21"/>
+          <w:szCs w:val="21"/>
+          <w:lang w:val="es-EC" w:eastAsia="es-EC"/>
+          <w14:ligatures w14:val="none"/>
+        </w:rPr>
+        <w:t>Resumen ejecutivo</w:t>
+      </w:r>
+      <w:r>
         <w:rPr>
           <w:rFonts w:ascii="Century Gothic" w:eastAsia="Times New Roman" w:hAnsi="Century Gothic" w:cs="Times New Roman"/>
           <w:b/>
           <w:bCs/>
-          <w:color w:val="BFBFBF" w:themeColor="background1" w:themeShade="BF"/>
-          <w:kern w:val="0"/>
-          <w:sz w:val="21"/>
-          <w:szCs w:val="21"/>
-          <w:lang w:val="es-EC" w:eastAsia="es-EC"/>
-          <w14:ligatures w14:val="none"/>
-        </w:rPr>
-      </w:pPr>
-      <w:r>
+          <w:kern w:val="0"/>
+          <w:sz w:val="21"/>
+          <w:szCs w:val="21"/>
+          <w:lang w:val="es-EC" w:eastAsia="es-EC"/>
+          <w14:ligatures w14:val="none"/>
+        </w:rPr>
+        <w:t>:</w:t>
+      </w:r>
+    </w:p>
+    <w:p>
+      <w:pPr>
+        <w:shd w:val="clear" w:color="auto" w:fill="FFFFFF"/>
+        <w:spacing w:after="0" w:line="240" w:lineRule="auto"/>
+        <w:jc w:val="both"/>
+        <w:textAlignment w:val="baseline"/>
+        <w:rPr>
+          <w:rFonts w:ascii="Century Gothic" w:eastAsia="Times New Roman" w:hAnsi="Century Gothic" w:cs="Times New Roman"/>
+          <w:kern w:val="0"/>
+          <w:sz w:val="21"/>
+          <w:szCs w:val="21"/>
+          <w:lang w:val="es-EC" w:eastAsia="es-EC"/>
+          <w14:ligatures w14:val="none"/>
+        </w:rPr>
+      </w:pPr>
+    </w:p>
+    <w:p>
+      <w:pPr>
+        <w:shd w:val="clear" w:color="auto" w:fill="FFFFFF"/>
+        <w:spacing w:after="0" w:line="240" w:lineRule="auto"/>
+        <w:jc w:val="both"/>
+        <w:textAlignment w:val="baseline"/>
+        <w:rPr>
+          <w:rFonts w:ascii="Century Gothic" w:eastAsia="Times New Roman" w:hAnsi="Century Gothic" w:cs="Times New Roman"/>
+          <w:color w:val="BFBFBF" w:themeColor="background1" w:themeShade="BF"/>
+          <w:kern w:val="0"/>
+          <w:sz w:val="21"/>
+          <w:szCs w:val="21"/>
+          <w:lang w:eastAsia="es-EC"/>
+          <w14:ligatures w14:val="none"/>
+        </w:rPr>
+      </w:pPr>
+      <w:r>
+        <w:rPr>
+          <w:rFonts w:ascii="Century Gothic" w:eastAsia="Times New Roman" w:hAnsi="Century Gothic" w:cs="Times New Roman"/>
+          <w:color w:val="000000"/>
+          <w:kern w:val="0"/>
+          <w:sz w:val="21"/>
+          <w:szCs w:val="21"/>
+          <w:lang w:eastAsia="es-EC"/>
+          <w14:ligatures w14:val="none"/>
+        </w:rPr>
+        <w:t>{{RESUMEN_EJECUTIVO}}</w:t>
+      </w:r>
+    </w:p>
+    <w:p>
+      <w:pPr>
+        <w:shd w:val="clear" w:color="auto" w:fill="FFFFFF"/>
+        <w:spacing w:after="0" w:line="240" w:lineRule="auto"/>
+        <w:jc w:val="both"/>
+        <w:textAlignment w:val="baseline"/>
+        <w:rPr>
+          <w:rFonts w:ascii="Century Gothic" w:eastAsia="Times New Roman" w:hAnsi="Century Gothic" w:cs="Times New Roman"/>
+          <w:color w:val="BFBFBF" w:themeColor="background1" w:themeShade="BF"/>
+          <w:kern w:val="0"/>
+          <w:sz w:val="21"/>
+          <w:szCs w:val="21"/>
+          <w:lang w:eastAsia="es-EC"/>
+          <w14:ligatures w14:val="none"/>
+        </w:rPr>
+      </w:pPr>
+    </w:p>
+    <w:p>
+      <w:pPr>
+        <w:shd w:val="clear" w:color="auto" w:fill="FFFFFF"/>
+        <w:spacing w:after="0" w:line="240" w:lineRule="auto"/>
+        <w:jc w:val="both"/>
+        <w:textAlignment w:val="baseline"/>
         <w:rPr>
           <w:rFonts w:ascii="Century Gothic" w:eastAsia="Times New Roman" w:hAnsi="Century Gothic" w:cs="Times New Roman"/>
           <w:b/>
           <w:bCs/>
-          <w:color w:val="000000"/>
-          <w:kern w:val="0"/>
-          <w:sz w:val="21"/>
-          <w:szCs w:val="21"/>
-          <w:lang w:val="es-EC" w:eastAsia="es-EC"/>
-          <w14:ligatures w14:val="none"/>
-        </w:rPr>
-        <w:t>Carrera</w:t>
-      </w:r>
+          <w:kern w:val="0"/>
+          <w:sz w:val="21"/>
+          <w:szCs w:val="21"/>
+          <w:lang w:eastAsia="es-EC"/>
+          <w14:ligatures w14:val="none"/>
+        </w:rPr>
+      </w:pPr>
       <w:r>
         <w:rPr>
           <w:rFonts w:ascii="Century Gothic" w:eastAsia="Times New Roman" w:hAnsi="Century Gothic" w:cs="Times New Roman"/>
           <w:b/>
           <w:bCs/>
-          <w:color w:val="000000"/>
-          <w:kern w:val="0"/>
-          <w:sz w:val="21"/>
-          <w:szCs w:val="21"/>
-          <w:lang w:val="es-EC" w:eastAsia="es-EC"/>
-          <w14:ligatures w14:val="none"/>
-        </w:rPr>
-        <w:t xml:space="preserve">: </w:t>
-      </w:r>
-      <w:r>
-        <w:rPr>
-          <w:rFonts w:ascii="Century Gothic" w:hAnsi="Century Gothic"/>
-          <w:b/>
-          <w:color w:val="000000"/>
-          <w:sz w:val="21"/>
-        </w:rPr>
-        <w:t>{{CARRERA}}</w:t>
-      </w:r>
-    </w:p>
-    <w:p>
-      <w:pPr>
-        <w:shd w:val="clear" w:color="auto" w:fill="FFFFFF"/>
-        <w:spacing w:after="0" w:line="240" w:lineRule="auto"/>
-        <w:jc w:val="both"/>
-        <w:textAlignment w:val="baseline"/>
+          <w:kern w:val="0"/>
+          <w:sz w:val="21"/>
+          <w:szCs w:val="21"/>
+          <w:lang w:eastAsia="es-EC"/>
+          <w14:ligatures w14:val="none"/>
+        </w:rPr>
+        <w:t>Actividades desarrolladas</w:t>
+      </w:r>
+      <w:r>
         <w:rPr>
           <w:rFonts w:ascii="Century Gothic" w:eastAsia="Times New Roman" w:hAnsi="Century Gothic" w:cs="Times New Roman"/>
           <w:b/>
           <w:bCs/>
-          <w:color w:val="BFBFBF" w:themeColor="background1" w:themeShade="BF"/>
-          <w:kern w:val="0"/>
-          <w:sz w:val="21"/>
-          <w:szCs w:val="21"/>
-          <w:lang w:val="es-EC" w:eastAsia="es-EC"/>
-          <w14:ligatures w14:val="none"/>
-        </w:rPr>
-      </w:pPr>
-      <w:r>
-        <w:rPr>
-          <w:rFonts w:ascii="Century Gothic" w:eastAsia="Times New Roman" w:hAnsi="Century Gothic" w:cs="Times New Roman"/>
-          <w:b/>
-          <w:bCs/>
-          <w:kern w:val="0"/>
-          <w:sz w:val="21"/>
-          <w:szCs w:val="21"/>
-          <w:lang w:val="es-EC" w:eastAsia="es-EC"/>
-          <w14:ligatures w14:val="none"/>
-        </w:rPr>
-        <w:t>Líder de proyecto</w:t>
-      </w:r>
-      <w:r>
-        <w:rPr>
-          <w:rFonts w:ascii="Century Gothic" w:eastAsia="Times New Roman" w:hAnsi="Century Gothic" w:cs="Times New Roman"/>
-          <w:b/>
-          <w:bCs/>
-          <w:kern w:val="0"/>
-          <w:sz w:val="21"/>
-          <w:szCs w:val="21"/>
-          <w:lang w:val="es-EC" w:eastAsia="es-EC"/>
-          <w14:ligatures w14:val="none"/>
-        </w:rPr>
-        <w:t xml:space="preserve">: </w:t>
-      </w:r>
-      <w:r>
-        <w:rPr>
-          <w:rFonts w:ascii="Century Gothic" w:eastAsia="Times New Roman" w:hAnsi="Century Gothic" w:cs="Times New Roman"/>
-          <w:b/>
-          <w:bCs/>
+          <w:kern w:val="0"/>
+          <w:sz w:val="21"/>
+          <w:szCs w:val="21"/>
+          <w:lang w:eastAsia="es-EC"/>
+          <w14:ligatures w14:val="none"/>
+        </w:rPr>
+        <w:t>:</w:t>
+      </w:r>
+    </w:p>
+    <w:p>
+      <w:pPr>
+        <w:shd w:val="clear" w:color="auto" w:fill="FFFFFF"/>
+        <w:spacing w:after="0" w:line="240" w:lineRule="auto"/>
+        <w:jc w:val="both"/>
+        <w:textAlignment w:val="baseline"/>
+        <w:rPr>
+          <w:rFonts w:ascii="Century Gothic" w:eastAsia="Times New Roman" w:hAnsi="Century Gothic" w:cs="Times New Roman"/>
+          <w:kern w:val="0"/>
+          <w:sz w:val="21"/>
+          <w:szCs w:val="21"/>
+          <w:lang w:eastAsia="es-EC"/>
+          <w14:ligatures w14:val="none"/>
+        </w:rPr>
+      </w:pPr>
+    </w:p>
+    <w:p>
+      <w:pPr>
+        <w:shd w:val="clear" w:color="auto" w:fill="FFFFFF"/>
+        <w:spacing w:after="0" w:line="240" w:lineRule="auto"/>
+        <w:jc w:val="both"/>
+        <w:textAlignment w:val="baseline"/>
+        <w:rPr>
+          <w:rFonts w:ascii="Century Gothic" w:eastAsia="Times New Roman" w:hAnsi="Century Gothic" w:cs="Times New Roman"/>
+          <w:color w:val="BFBFBF" w:themeColor="background1" w:themeShade="BF"/>
+          <w:kern w:val="0"/>
+          <w:sz w:val="21"/>
+          <w:szCs w:val="21"/>
+          <w:lang w:val="es-EC" w:eastAsia="es-EC"/>
+          <w14:ligatures w14:val="none"/>
+        </w:rPr>
+      </w:pPr>
+      <w:r>
+        <w:rPr>
+          <w:rFonts w:ascii="Century Gothic" w:eastAsia="Times New Roman" w:hAnsi="Century Gothic" w:cs="Times New Roman"/>
           <w:color w:val="000000"/>
           <w:kern w:val="0"/>
           <w:sz w:val="21"/>
@@ -239,334 +471,50 @@
           <w:lang w:val="es-EC" w:eastAsia="es-EC"/>
           <w14:ligatures w14:val="none"/>
         </w:rPr>
-        <w:t>{{LIDER}}</w:t>
-      </w:r>
-    </w:p>
-    <w:p>
-      <w:pPr>
-        <w:shd w:val="clear" w:color="auto" w:fill="FFFFFF"/>
-        <w:spacing w:after="0" w:line="240" w:lineRule="auto"/>
-        <w:jc w:val="both"/>
-        <w:textAlignment w:val="baseline"/>
-        <w:rPr>
-          <w:rFonts w:ascii="Century Gothic" w:eastAsia="Times New Roman" w:hAnsi="Century Gothic" w:cs="Times New Roman"/>
-          <w:b/>
-          <w:bCs/>
-          <w:color w:val="BFBFBF" w:themeColor="background1" w:themeShade="BF"/>
-          <w:kern w:val="0"/>
-          <w:sz w:val="21"/>
-          <w:szCs w:val="21"/>
-          <w:lang w:val="es-EC" w:eastAsia="es-EC"/>
-          <w14:ligatures w14:val="none"/>
-        </w:rPr>
-      </w:pPr>
-      <w:r>
-        <w:rPr>
-          <w:rFonts w:ascii="Century Gothic" w:eastAsia="Times New Roman" w:hAnsi="Century Gothic" w:cs="Times New Roman"/>
-          <w:b/>
-          <w:bCs/>
-          <w:kern w:val="0"/>
-          <w:sz w:val="21"/>
-          <w:szCs w:val="21"/>
-          <w:lang w:val="es-EC" w:eastAsia="es-EC"/>
-          <w14:ligatures w14:val="none"/>
-        </w:rPr>
-        <w:t xml:space="preserve">Período: </w:t>
-      </w:r>
-      <w:r>
-        <w:rPr>
-          <w:rFonts w:ascii="Century Gothic" w:eastAsia="Times New Roman" w:hAnsi="Century Gothic" w:cs="Times New Roman"/>
-          <w:b/>
-          <w:bCs/>
-          <w:color w:val="000000"/>
-          <w:kern w:val="0"/>
-          <w:sz w:val="21"/>
-          <w:szCs w:val="21"/>
-          <w:lang w:val="es-EC" w:eastAsia="es-EC"/>
-          <w14:ligatures w14:val="none"/>
-        </w:rPr>
-        <w:t>{{PERIODO}}</w:t>
-      </w:r>
-    </w:p>
-    <w:p>
-      <w:pPr>
-        <w:shd w:val="clear" w:color="auto" w:fill="FFFFFF"/>
-        <w:spacing w:after="0" w:line="240" w:lineRule="auto"/>
-        <w:jc w:val="both"/>
-        <w:textAlignment w:val="baseline"/>
-        <w:rPr>
-          <w:rFonts w:ascii="Century Gothic" w:eastAsia="Times New Roman" w:hAnsi="Century Gothic" w:cs="Times New Roman"/>
-          <w:b/>
-          <w:bCs/>
-          <w:color w:val="BFBFBF" w:themeColor="background1" w:themeShade="BF"/>
-          <w:kern w:val="0"/>
-          <w:sz w:val="21"/>
-          <w:szCs w:val="21"/>
-          <w:lang w:val="es-EC" w:eastAsia="es-EC"/>
-          <w14:ligatures w14:val="none"/>
-        </w:rPr>
-      </w:pPr>
-    </w:p>
-    <w:p>
-      <w:pPr>
-        <w:shd w:val="clear" w:color="auto" w:fill="FFFFFF"/>
-        <w:spacing w:after="0" w:line="240" w:lineRule="auto"/>
-        <w:jc w:val="both"/>
-        <w:textAlignment w:val="baseline"/>
-        <w:rPr>
-          <w:rFonts w:ascii="Century Gothic" w:eastAsia="Times New Roman" w:hAnsi="Century Gothic" w:cs="Times New Roman"/>
-          <w:b/>
-          <w:bCs/>
-          <w:kern w:val="0"/>
-          <w:sz w:val="21"/>
-          <w:szCs w:val="21"/>
-          <w:lang w:val="es-EC" w:eastAsia="es-EC"/>
-          <w14:ligatures w14:val="none"/>
-        </w:rPr>
-      </w:pPr>
-      <w:r>
-        <w:rPr>
-          <w:rFonts w:ascii="Century Gothic" w:eastAsia="Times New Roman" w:hAnsi="Century Gothic" w:cs="Times New Roman"/>
-          <w:b/>
-          <w:bCs/>
-          <w:kern w:val="0"/>
-          <w:sz w:val="21"/>
-          <w:szCs w:val="21"/>
-          <w:u w:val="single"/>
-          <w:lang w:val="es-EC" w:eastAsia="es-EC"/>
-          <w14:ligatures w14:val="none"/>
-        </w:rPr>
-        <w:t>Resumen ejecutivo</w:t>
-      </w:r>
-      <w:r>
-        <w:rPr>
-          <w:rFonts w:ascii="Century Gothic" w:eastAsia="Times New Roman" w:hAnsi="Century Gothic" w:cs="Times New Roman"/>
-          <w:b/>
-          <w:bCs/>
-          <w:kern w:val="0"/>
-          <w:sz w:val="21"/>
-          <w:szCs w:val="21"/>
-          <w:lang w:val="es-EC" w:eastAsia="es-EC"/>
-          <w14:ligatures w14:val="none"/>
-        </w:rPr>
-        <w:t>:</w:t>
-      </w:r>
-    </w:p>
-    <w:p>
-      <w:pPr>
-        <w:shd w:val="clear" w:color="auto" w:fill="FFFFFF"/>
-        <w:spacing w:after="0" w:line="240" w:lineRule="auto"/>
-        <w:jc w:val="both"/>
-        <w:textAlignment w:val="baseline"/>
-        <w:rPr>
-          <w:rFonts w:ascii="Century Gothic" w:eastAsia="Times New Roman" w:hAnsi="Century Gothic" w:cs="Times New Roman"/>
-          <w:b/>
-          <w:bCs/>
-          <w:kern w:val="0"/>
-          <w:sz w:val="21"/>
-          <w:szCs w:val="21"/>
-          <w:lang w:val="es-EC" w:eastAsia="es-EC"/>
-          <w14:ligatures w14:val="none"/>
-        </w:rPr>
-      </w:pPr>
-    </w:p>
-    <w:p>
-      <w:pPr>
-        <w:shd w:val="clear" w:color="auto" w:fill="FFFFFF"/>
-        <w:spacing w:after="0" w:line="240" w:lineRule="auto"/>
-        <w:jc w:val="both"/>
-        <w:textAlignment w:val="baseline"/>
-        <w:rPr>
-          <w:rFonts w:ascii="Century Gothic" w:eastAsia="Times New Roman" w:hAnsi="Century Gothic" w:cs="Times New Roman"/>
-          <w:b/>
-          <w:bCs/>
-          <w:color w:val="BFBFBF" w:themeColor="background1" w:themeShade="BF"/>
-          <w:kern w:val="0"/>
-          <w:sz w:val="21"/>
-          <w:szCs w:val="21"/>
-          <w:lang w:eastAsia="es-EC"/>
-          <w14:ligatures w14:val="none"/>
-        </w:rPr>
-      </w:pPr>
-      <w:r>
-        <w:rPr>
-          <w:rFonts w:ascii="Century Gothic" w:eastAsia="Times New Roman" w:hAnsi="Century Gothic" w:cs="Times New Roman"/>
-          <w:b/>
-          <w:bCs/>
-          <w:color w:val="000000"/>
-          <w:kern w:val="0"/>
-          <w:sz w:val="21"/>
-          <w:szCs w:val="21"/>
-          <w:lang w:eastAsia="es-EC"/>
-          <w14:ligatures w14:val="none"/>
-        </w:rPr>
-        <w:t>{{RESUMEN_EJECUTIVO}}</w:t>
-      </w:r>
-    </w:p>
-    <w:p>
-      <w:pPr>
-        <w:shd w:val="clear" w:color="auto" w:fill="FFFFFF"/>
-        <w:spacing w:after="0" w:line="240" w:lineRule="auto"/>
-        <w:jc w:val="both"/>
-        <w:textAlignment w:val="baseline"/>
-        <w:rPr>
-          <w:rFonts w:ascii="Century Gothic" w:eastAsia="Times New Roman" w:hAnsi="Century Gothic" w:cs="Times New Roman"/>
-          <w:b/>
-          <w:bCs/>
-          <w:color w:val="BFBFBF" w:themeColor="background1" w:themeShade="BF"/>
-          <w:kern w:val="0"/>
-          <w:sz w:val="21"/>
-          <w:szCs w:val="21"/>
-          <w:lang w:eastAsia="es-EC"/>
-          <w14:ligatures w14:val="none"/>
-        </w:rPr>
-      </w:pPr>
-    </w:p>
-    <w:p>
-      <w:pPr>
-        <w:shd w:val="clear" w:color="auto" w:fill="FFFFFF"/>
-        <w:spacing w:after="0" w:line="240" w:lineRule="auto"/>
-        <w:jc w:val="both"/>
-        <w:textAlignment w:val="baseline"/>
-        <w:rPr>
-          <w:rFonts w:ascii="Century Gothic" w:eastAsia="Times New Roman" w:hAnsi="Century Gothic" w:cs="Times New Roman"/>
-          <w:b/>
-          <w:bCs/>
-          <w:kern w:val="0"/>
-          <w:sz w:val="21"/>
-          <w:szCs w:val="21"/>
-          <w:lang w:eastAsia="es-EC"/>
-          <w14:ligatures w14:val="none"/>
-        </w:rPr>
-      </w:pPr>
-      <w:r>
-        <w:rPr>
-          <w:rFonts w:ascii="Century Gothic" w:eastAsia="Times New Roman" w:hAnsi="Century Gothic" w:cs="Times New Roman"/>
-          <w:b/>
-          <w:bCs/>
-          <w:kern w:val="0"/>
-          <w:sz w:val="21"/>
-          <w:szCs w:val="21"/>
-          <w:u w:val="single"/>
-          <w:lang w:eastAsia="es-EC"/>
-          <w14:ligatures w14:val="none"/>
-        </w:rPr>
-        <w:t>Actividades desarrolladas</w:t>
-      </w:r>
-      <w:r>
-        <w:rPr>
-          <w:rFonts w:ascii="Century Gothic" w:eastAsia="Times New Roman" w:hAnsi="Century Gothic" w:cs="Times New Roman"/>
-          <w:b/>
-          <w:bCs/>
-          <w:kern w:val="0"/>
-          <w:sz w:val="21"/>
-          <w:szCs w:val="21"/>
-          <w:lang w:eastAsia="es-EC"/>
-          <w14:ligatures w14:val="none"/>
-        </w:rPr>
-        <w:t>:</w:t>
-      </w:r>
-    </w:p>
-    <w:p>
-      <w:pPr>
-        <w:shd w:val="clear" w:color="auto" w:fill="FFFFFF"/>
-        <w:spacing w:after="0" w:line="240" w:lineRule="auto"/>
-        <w:jc w:val="both"/>
-        <w:textAlignment w:val="baseline"/>
-        <w:rPr>
-          <w:rFonts w:ascii="Century Gothic" w:eastAsia="Times New Roman" w:hAnsi="Century Gothic" w:cs="Times New Roman"/>
-          <w:b/>
-          <w:bCs/>
-          <w:kern w:val="0"/>
-          <w:sz w:val="21"/>
-          <w:szCs w:val="21"/>
-          <w:lang w:eastAsia="es-EC"/>
-          <w14:ligatures w14:val="none"/>
-        </w:rPr>
-      </w:pPr>
-    </w:p>
-    <w:p>
-      <w:pPr>
-        <w:shd w:val="clear" w:color="auto" w:fill="FFFFFF"/>
-        <w:spacing w:after="0" w:line="240" w:lineRule="auto"/>
-        <w:jc w:val="both"/>
-        <w:textAlignment w:val="baseline"/>
-        <w:rPr>
-          <w:rFonts w:ascii="Century Gothic" w:eastAsia="Times New Roman" w:hAnsi="Century Gothic" w:cs="Times New Roman"/>
-          <w:b/>
-          <w:bCs/>
-          <w:color w:val="BFBFBF" w:themeColor="background1" w:themeShade="BF"/>
-          <w:kern w:val="0"/>
-          <w:sz w:val="21"/>
-          <w:szCs w:val="21"/>
-          <w:lang w:val="es-EC" w:eastAsia="es-EC"/>
-          <w14:ligatures w14:val="none"/>
-        </w:rPr>
-      </w:pPr>
-      <w:r>
-        <w:rPr>
-          <w:rFonts w:ascii="Century Gothic" w:eastAsia="Times New Roman" w:hAnsi="Century Gothic" w:cs="Times New Roman"/>
-          <w:b/>
-          <w:bCs/>
-          <w:color w:val="000000"/>
-          <w:kern w:val="0"/>
-          <w:sz w:val="21"/>
-          <w:szCs w:val="21"/>
-          <w:lang w:val="es-EC" w:eastAsia="es-EC"/>
-          <w14:ligatures w14:val="none"/>
-        </w:rPr>
         <w:t>Detalle de las funciones ejecutadas en el marco de líder/miembro de proyecto:</w:t>
       </w:r>
       <w:r>
         <w:rPr>
           <w:rFonts w:ascii="Century Gothic" w:eastAsia="Times New Roman" w:hAnsi="Century Gothic" w:cs="Times New Roman"/>
-          <w:b/>
-          <w:bCs/>
-          <w:color w:val="BFBFBF" w:themeColor="background1" w:themeShade="BF"/>
-          <w:kern w:val="0"/>
-          <w:sz w:val="21"/>
-          <w:szCs w:val="21"/>
-          <w:lang w:val="es-EC" w:eastAsia="es-EC"/>
-          <w14:ligatures w14:val="none"/>
-        </w:rPr>
-      </w:r>
-      <w:r>
-        <w:rPr>
-          <w:rFonts w:ascii="Century Gothic" w:eastAsia="Times New Roman" w:hAnsi="Century Gothic" w:cs="Times New Roman"/>
-          <w:b/>
-          <w:bCs/>
-          <w:color w:val="BFBFBF" w:themeColor="background1" w:themeShade="BF"/>
-          <w:kern w:val="0"/>
-          <w:sz w:val="21"/>
-          <w:szCs w:val="21"/>
-          <w:lang w:val="es-EC" w:eastAsia="es-EC"/>
-          <w14:ligatures w14:val="none"/>
-        </w:rPr>
-      </w:r>
-      <w:r>
-        <w:rPr>
-          <w:rFonts w:ascii="Century Gothic" w:eastAsia="Times New Roman" w:hAnsi="Century Gothic" w:cs="Times New Roman"/>
-          <w:b/>
-          <w:bCs/>
-          <w:color w:val="BFBFBF" w:themeColor="background1" w:themeShade="BF"/>
-          <w:kern w:val="0"/>
-          <w:sz w:val="21"/>
-          <w:szCs w:val="21"/>
-          <w:lang w:val="es-EC" w:eastAsia="es-EC"/>
-          <w14:ligatures w14:val="none"/>
-        </w:rPr>
-      </w:r>
-    </w:p>
-    <w:p>
-      <w:pPr>
-        <w:shd w:val="clear" w:color="auto" w:fill="FFFFFF"/>
-        <w:spacing w:after="0" w:line="240" w:lineRule="auto"/>
-        <w:jc w:val="both"/>
-        <w:textAlignment w:val="baseline"/>
-        <w:rPr>
-          <w:rFonts w:ascii="Century Gothic" w:eastAsia="Times New Roman" w:hAnsi="Century Gothic" w:cs="Times New Roman"/>
-          <w:b/>
-          <w:bCs/>
+          <w:color w:val="BFBFBF" w:themeColor="background1" w:themeShade="BF"/>
+          <w:kern w:val="0"/>
+          <w:sz w:val="21"/>
+          <w:szCs w:val="21"/>
+          <w:lang w:val="es-EC" w:eastAsia="es-EC"/>
+          <w14:ligatures w14:val="none"/>
+        </w:rPr>
+      </w:r>
+      <w:r>
+        <w:rPr>
+          <w:rFonts w:ascii="Century Gothic" w:eastAsia="Times New Roman" w:hAnsi="Century Gothic" w:cs="Times New Roman"/>
+          <w:color w:val="BFBFBF" w:themeColor="background1" w:themeShade="BF"/>
+          <w:kern w:val="0"/>
+          <w:sz w:val="21"/>
+          <w:szCs w:val="21"/>
+          <w:lang w:val="es-EC" w:eastAsia="es-EC"/>
+          <w14:ligatures w14:val="none"/>
+        </w:rPr>
+      </w:r>
+      <w:r>
+        <w:rPr>
+          <w:rFonts w:ascii="Century Gothic" w:eastAsia="Times New Roman" w:hAnsi="Century Gothic" w:cs="Times New Roman"/>
+          <w:color w:val="BFBFBF" w:themeColor="background1" w:themeShade="BF"/>
+          <w:kern w:val="0"/>
+          <w:sz w:val="21"/>
+          <w:szCs w:val="21"/>
+          <w:lang w:val="es-EC" w:eastAsia="es-EC"/>
+          <w14:ligatures w14:val="none"/>
+        </w:rPr>
+      </w:r>
+    </w:p>
+    <w:p>
+      <w:pPr>
+        <w:shd w:val="clear" w:color="auto" w:fill="FFFFFF"/>
+        <w:spacing w:after="0" w:line="240" w:lineRule="auto"/>
+        <w:jc w:val="both"/>
+        <w:textAlignment w:val="baseline"/>
+        <w:rPr>
+          <w:rFonts w:ascii="Century Gothic" w:eastAsia="Times New Roman" w:hAnsi="Century Gothic" w:cs="Times New Roman"/>
           <w:color w:val="BFBFBF" w:themeColor="background1" w:themeShade="BF"/>
           <w:kern w:val="0"/>
           <w:sz w:val="21"/>
@@ -598,9 +546,90 @@
         <w:textAlignment w:val="baseline"/>
         <w:rPr>
           <w:rFonts w:ascii="Century Gothic" w:eastAsia="Times New Roman" w:hAnsi="Century Gothic" w:cs="Times New Roman"/>
+          <w:color w:val="BFBFBF" w:themeColor="background1" w:themeShade="BF"/>
+          <w:kern w:val="0"/>
+          <w:sz w:val="21"/>
+          <w:szCs w:val="21"/>
+          <w:lang w:val="es-EC" w:eastAsia="es-EC"/>
+          <w14:ligatures w14:val="none"/>
+        </w:rPr>
+      </w:pPr>
+      <w:r>
+        <w:rPr>
+          <w:rFonts w:ascii="Century Gothic" w:eastAsia="Times New Roman" w:hAnsi="Century Gothic" w:cs="Times New Roman"/>
+          <w:color w:val="000000"/>
+          <w:kern w:val="0"/>
+          <w:sz w:val="21"/>
+          <w:szCs w:val="21"/>
+          <w:lang w:val="es-EC" w:eastAsia="es-EC"/>
+          <w14:ligatures w14:val="none"/>
+        </w:rPr>
+        <w:t>{{.}}</w:t>
+      </w:r>
+      <w:r>
+        <w:rPr>
+          <w:rFonts w:ascii="Century Gothic" w:eastAsia="Times New Roman" w:hAnsi="Century Gothic" w:cs="Times New Roman"/>
+          <w:color w:val="BFBFBF" w:themeColor="background1" w:themeShade="BF"/>
+          <w:kern w:val="0"/>
+          <w:sz w:val="21"/>
+          <w:szCs w:val="21"/>
+          <w:lang w:val="es-EC" w:eastAsia="es-EC"/>
+          <w14:ligatures w14:val="none"/>
+        </w:rPr>
+      </w:r>
+    </w:p>
+    <w:p>
+      <w:pPr/>
+      <w:r>
+        <w:rPr>
+          <w:color w:val="000000"/>
+        </w:rPr>
+        <w:t>{{/FUNCIONES}}</w:t>
+      </w:r>
+    </w:p>
+    <w:p>
+      <w:pPr>
+        <w:shd w:val="clear" w:color="auto" w:fill="FFFFFF"/>
+        <w:spacing w:after="0" w:line="240" w:lineRule="auto"/>
+        <w:jc w:val="both"/>
+        <w:textAlignment w:val="baseline"/>
+        <w:rPr>
+          <w:rFonts w:ascii="Century Gothic" w:eastAsia="Times New Roman" w:hAnsi="Century Gothic" w:cs="Times New Roman"/>
+          <w:color w:val="BFBFBF" w:themeColor="background1" w:themeShade="BF"/>
+          <w:kern w:val="0"/>
+          <w:sz w:val="21"/>
+          <w:szCs w:val="21"/>
+          <w:lang w:val="es-EC" w:eastAsia="es-EC"/>
+          <w14:ligatures w14:val="none"/>
+        </w:rPr>
+      </w:pPr>
+    </w:p>
+    <w:p>
+      <w:pPr>
+        <w:shd w:val="clear" w:color="auto" w:fill="FFFFFF"/>
+        <w:spacing w:after="0" w:line="240" w:lineRule="auto"/>
+        <w:jc w:val="both"/>
+        <w:textAlignment w:val="baseline"/>
+        <w:rPr>
+          <w:rFonts w:ascii="Century Gothic" w:eastAsia="Times New Roman" w:hAnsi="Century Gothic" w:cs="Times New Roman"/>
+          <w:kern w:val="0"/>
+          <w:sz w:val="21"/>
+          <w:szCs w:val="21"/>
+          <w:lang w:val="es-EC" w:eastAsia="es-EC"/>
+          <w14:ligatures w14:val="none"/>
+        </w:rPr>
+      </w:pPr>
+    </w:p>
+    <w:p>
+      <w:pPr>
+        <w:shd w:val="clear" w:color="auto" w:fill="FFFFFF"/>
+        <w:spacing w:after="0" w:line="240" w:lineRule="auto"/>
+        <w:jc w:val="both"/>
+        <w:textAlignment w:val="baseline"/>
+        <w:rPr>
+          <w:rFonts w:ascii="Century Gothic" w:eastAsia="Times New Roman" w:hAnsi="Century Gothic" w:cs="Times New Roman"/>
           <w:b/>
           <w:bCs/>
-          <w:color w:val="BFBFBF" w:themeColor="background1" w:themeShade="BF"/>
           <w:kern w:val="0"/>
           <w:sz w:val="21"/>
           <w:szCs w:val="21"/>
@@ -613,37 +642,89 @@
           <w:rFonts w:ascii="Century Gothic" w:eastAsia="Times New Roman" w:hAnsi="Century Gothic" w:cs="Times New Roman"/>
           <w:b/>
           <w:bCs/>
-          <w:color w:val="000000"/>
-          <w:kern w:val="0"/>
-          <w:sz w:val="21"/>
-          <w:szCs w:val="21"/>
-          <w:lang w:val="es-EC" w:eastAsia="es-EC"/>
-          <w14:ligatures w14:val="none"/>
-        </w:rPr>
-        <w:t>{{.}}</w:t>
+          <w:kern w:val="0"/>
+          <w:sz w:val="21"/>
+          <w:szCs w:val="21"/>
+          <w:lang w:val="es-EC" w:eastAsia="es-EC"/>
+          <w14:ligatures w14:val="none"/>
+        </w:rPr>
+        <w:t>Resultados y Avances (Entregables)</w:t>
       </w:r>
       <w:r>
         <w:rPr>
           <w:rFonts w:ascii="Century Gothic" w:eastAsia="Times New Roman" w:hAnsi="Century Gothic" w:cs="Times New Roman"/>
           <w:b/>
           <w:bCs/>
-          <w:color w:val="BFBFBF" w:themeColor="background1" w:themeShade="BF"/>
-          <w:kern w:val="0"/>
-          <w:sz w:val="21"/>
-          <w:szCs w:val="21"/>
-          <w:lang w:val="es-EC" w:eastAsia="es-EC"/>
-          <w14:ligatures w14:val="none"/>
-        </w:rPr>
-      </w:r>
-    </w:p>
-    <w:p>
-      <w:pPr/>
-      <w:r>
-        <w:rPr>
+          <w:kern w:val="0"/>
+          <w:sz w:val="21"/>
+          <w:szCs w:val="21"/>
+          <w:lang w:val="es-EC" w:eastAsia="es-EC"/>
+          <w14:ligatures w14:val="none"/>
+        </w:rPr>
+        <w:t>:</w:t>
+      </w:r>
+    </w:p>
+    <w:p>
+      <w:pPr>
+        <w:shd w:val="clear" w:color="auto" w:fill="FFFFFF"/>
+        <w:spacing w:after="0" w:line="240" w:lineRule="auto"/>
+        <w:jc w:val="both"/>
+        <w:textAlignment w:val="baseline"/>
+        <w:rPr>
+          <w:rFonts w:ascii="Century Gothic" w:eastAsia="Times New Roman" w:hAnsi="Century Gothic" w:cs="Times New Roman"/>
+          <w:kern w:val="0"/>
+          <w:sz w:val="21"/>
+          <w:szCs w:val="21"/>
+          <w:lang w:val="es-EC" w:eastAsia="es-EC"/>
+          <w14:ligatures w14:val="none"/>
+        </w:rPr>
+      </w:pPr>
+    </w:p>
+    <w:p>
+      <w:pPr>
+        <w:shd w:val="clear" w:color="auto" w:fill="FFFFFF"/>
+        <w:spacing w:after="0" w:line="240" w:lineRule="auto"/>
+        <w:jc w:val="both"/>
+        <w:textAlignment w:val="baseline"/>
+        <w:rPr>
+          <w:rFonts w:ascii="Century Gothic" w:eastAsia="Times New Roman" w:hAnsi="Century Gothic" w:cs="Times New Roman"/>
+          <w:color w:val="BFBFBF" w:themeColor="background1" w:themeShade="BF"/>
+          <w:kern w:val="0"/>
+          <w:sz w:val="21"/>
+          <w:szCs w:val="21"/>
+          <w:lang w:val="es-EC" w:eastAsia="es-EC"/>
+          <w14:ligatures w14:val="none"/>
+        </w:rPr>
+      </w:pPr>
+      <w:r>
+        <w:rPr>
+          <w:rFonts w:ascii="Century Gothic" w:eastAsia="Times New Roman" w:hAnsi="Century Gothic" w:cs="Times New Roman"/>
           <w:color w:val="000000"/>
-        </w:rPr>
-        <w:t>{{/FUNCIONES}}</w:t>
-      </w:r>
+          <w:kern w:val="0"/>
+          <w:sz w:val="21"/>
+          <w:szCs w:val="21"/>
+          <w:lang w:val="es-EC" w:eastAsia="es-EC"/>
+          <w14:ligatures w14:val="none"/>
+        </w:rPr>
+        <w:t>{{RESULTADOS_AVANCES}}</w:t>
+      </w:r>
+    </w:p>
+    <w:p>
+      <w:pPr>
+        <w:shd w:val="clear" w:color="auto" w:fill="FFFFFF"/>
+        <w:spacing w:after="0" w:line="240" w:lineRule="auto"/>
+        <w:jc w:val="both"/>
+        <w:textAlignment w:val="baseline"/>
+        <w:rPr>
+          <w:rFonts w:ascii="Century Gothic" w:eastAsia="Times New Roman" w:hAnsi="Century Gothic" w:cs="Times New Roman"/>
+          <w:color w:val="BFBFBF" w:themeColor="background1" w:themeShade="BF"/>
+          <w:kern w:val="0"/>
+          <w:sz w:val="21"/>
+          <w:szCs w:val="21"/>
+          <w:lang w:val="es-EC" w:eastAsia="es-EC"/>
+          <w14:ligatures w14:val="none"/>
+        </w:rPr>
+      </w:pPr>
     </w:p>
     <w:p>
       <w:pPr>
@@ -655,37 +736,14 @@
           <w:rFonts w:ascii="Century Gothic" w:eastAsia="Times New Roman" w:hAnsi="Century Gothic" w:cs="Times New Roman"/>
           <w:b/>
           <w:bCs/>
-          <w:color w:val="BFBFBF" w:themeColor="background1" w:themeShade="BF"/>
-          <w:kern w:val="0"/>
-          <w:sz w:val="21"/>
-          <w:szCs w:val="21"/>
-          <w:lang w:val="es-EC" w:eastAsia="es-EC"/>
-          <w14:ligatures w14:val="none"/>
-        </w:rPr>
-      </w:pPr>
-    </w:p>
-    <w:p>
-      <w:pPr>
-        <w:shd w:val="clear" w:color="auto" w:fill="FFFFFF"/>
-        <w:spacing w:after="0" w:line="240" w:lineRule="auto"/>
-        <w:jc w:val="both"/>
-        <w:textAlignment w:val="baseline"/>
-        <w:rPr>
-          <w:rFonts w:ascii="Century Gothic" w:eastAsia="Times New Roman" w:hAnsi="Century Gothic" w:cs="Times New Roman"/>
-          <w:kern w:val="0"/>
-          <w:sz w:val="21"/>
-          <w:szCs w:val="21"/>
-          <w:lang w:val="es-EC" w:eastAsia="es-EC"/>
-          <w14:ligatures w14:val="none"/>
-        </w:rPr>
-      </w:pPr>
-    </w:p>
-    <w:p>
-      <w:pPr>
-        <w:shd w:val="clear" w:color="auto" w:fill="FFFFFF"/>
-        <w:spacing w:after="0" w:line="240" w:lineRule="auto"/>
-        <w:jc w:val="both"/>
-        <w:textAlignment w:val="baseline"/>
+          <w:kern w:val="0"/>
+          <w:sz w:val="21"/>
+          <w:szCs w:val="21"/>
+          <w:lang w:val="es-EC" w:eastAsia="es-EC"/>
+          <w14:ligatures w14:val="none"/>
+        </w:rPr>
+      </w:pPr>
+      <w:r>
         <w:rPr>
           <w:rFonts w:ascii="Century Gothic" w:eastAsia="Times New Roman" w:hAnsi="Century Gothic" w:cs="Times New Roman"/>
           <w:b/>
@@ -696,7 +754,8 @@
           <w:lang w:val="es-EC" w:eastAsia="es-EC"/>
           <w14:ligatures w14:val="none"/>
         </w:rPr>
-      </w:pPr>
+        <w:t>Dificultades y soluciones</w:t>
+      </w:r>
       <w:r>
         <w:rPr>
           <w:rFonts w:ascii="Century Gothic" w:eastAsia="Times New Roman" w:hAnsi="Century Gothic" w:cs="Times New Roman"/>
@@ -705,20 +764,6 @@
           <w:kern w:val="0"/>
           <w:sz w:val="21"/>
           <w:szCs w:val="21"/>
-          <w:u w:val="single"/>
-          <w:lang w:val="es-EC" w:eastAsia="es-EC"/>
-          <w14:ligatures w14:val="none"/>
-        </w:rPr>
-        <w:t>Resultados y Avances (Entregables)</w:t>
-      </w:r>
-      <w:r>
-        <w:rPr>
-          <w:rFonts w:ascii="Century Gothic" w:eastAsia="Times New Roman" w:hAnsi="Century Gothic" w:cs="Times New Roman"/>
-          <w:b/>
-          <w:bCs/>
-          <w:kern w:val="0"/>
-          <w:sz w:val="21"/>
-          <w:szCs w:val="21"/>
           <w:lang w:val="es-EC" w:eastAsia="es-EC"/>
           <w14:ligatures w14:val="none"/>
         </w:rPr>
@@ -749,21 +794,17 @@
         <w:textAlignment w:val="baseline"/>
         <w:rPr>
           <w:rFonts w:ascii="Century Gothic" w:eastAsia="Times New Roman" w:hAnsi="Century Gothic" w:cs="Times New Roman"/>
-          <w:b/>
-          <w:bCs/>
-          <w:color w:val="BFBFBF" w:themeColor="background1" w:themeShade="BF"/>
-          <w:kern w:val="0"/>
-          <w:sz w:val="21"/>
-          <w:szCs w:val="21"/>
-          <w:lang w:val="es-EC" w:eastAsia="es-EC"/>
-          <w14:ligatures w14:val="none"/>
-        </w:rPr>
-      </w:pPr>
-      <w:r>
-        <w:rPr>
-          <w:rFonts w:ascii="Century Gothic" w:eastAsia="Times New Roman" w:hAnsi="Century Gothic" w:cs="Times New Roman"/>
-          <w:b/>
-          <w:bCs/>
+          <w:color w:val="BFBFBF" w:themeColor="background1" w:themeShade="BF"/>
+          <w:kern w:val="0"/>
+          <w:sz w:val="21"/>
+          <w:szCs w:val="21"/>
+          <w:lang w:val="es-EC" w:eastAsia="es-EC"/>
+          <w14:ligatures w14:val="none"/>
+        </w:rPr>
+      </w:pPr>
+      <w:r>
+        <w:rPr>
+          <w:rFonts w:ascii="Century Gothic" w:eastAsia="Times New Roman" w:hAnsi="Century Gothic" w:cs="Times New Roman"/>
           <w:color w:val="000000"/>
           <w:kern w:val="0"/>
           <w:sz w:val="21"/>
@@ -771,121 +812,6 @@
           <w:lang w:val="es-EC" w:eastAsia="es-EC"/>
           <w14:ligatures w14:val="none"/>
         </w:rPr>
-        <w:t>{{RESULTADOS_AVANCES}}</w:t>
-      </w:r>
-    </w:p>
-    <w:p>
-      <w:pPr>
-        <w:shd w:val="clear" w:color="auto" w:fill="FFFFFF"/>
-        <w:spacing w:after="0" w:line="240" w:lineRule="auto"/>
-        <w:jc w:val="both"/>
-        <w:textAlignment w:val="baseline"/>
-        <w:rPr>
-          <w:rFonts w:ascii="Century Gothic" w:eastAsia="Times New Roman" w:hAnsi="Century Gothic" w:cs="Times New Roman"/>
-          <w:b/>
-          <w:bCs/>
-          <w:color w:val="BFBFBF" w:themeColor="background1" w:themeShade="BF"/>
-          <w:kern w:val="0"/>
-          <w:sz w:val="21"/>
-          <w:szCs w:val="21"/>
-          <w:lang w:val="es-EC" w:eastAsia="es-EC"/>
-          <w14:ligatures w14:val="none"/>
-        </w:rPr>
-      </w:pPr>
-    </w:p>
-    <w:p>
-      <w:pPr>
-        <w:shd w:val="clear" w:color="auto" w:fill="FFFFFF"/>
-        <w:spacing w:after="0" w:line="240" w:lineRule="auto"/>
-        <w:jc w:val="both"/>
-        <w:textAlignment w:val="baseline"/>
-        <w:rPr>
-          <w:rFonts w:ascii="Century Gothic" w:eastAsia="Times New Roman" w:hAnsi="Century Gothic" w:cs="Times New Roman"/>
-          <w:b/>
-          <w:bCs/>
-          <w:kern w:val="0"/>
-          <w:sz w:val="21"/>
-          <w:szCs w:val="21"/>
-          <w:lang w:val="es-EC" w:eastAsia="es-EC"/>
-          <w14:ligatures w14:val="none"/>
-        </w:rPr>
-      </w:pPr>
-      <w:r>
-        <w:rPr>
-          <w:rFonts w:ascii="Century Gothic" w:eastAsia="Times New Roman" w:hAnsi="Century Gothic" w:cs="Times New Roman"/>
-          <w:b/>
-          <w:bCs/>
-          <w:kern w:val="0"/>
-          <w:sz w:val="21"/>
-          <w:szCs w:val="21"/>
-          <w:u w:val="single"/>
-          <w:lang w:val="es-EC" w:eastAsia="es-EC"/>
-          <w14:ligatures w14:val="none"/>
-        </w:rPr>
-        <w:t>Dificultades y soluciones</w:t>
-      </w:r>
-      <w:r>
-        <w:rPr>
-          <w:rFonts w:ascii="Century Gothic" w:eastAsia="Times New Roman" w:hAnsi="Century Gothic" w:cs="Times New Roman"/>
-          <w:b/>
-          <w:bCs/>
-          <w:kern w:val="0"/>
-          <w:sz w:val="21"/>
-          <w:szCs w:val="21"/>
-          <w:lang w:val="es-EC" w:eastAsia="es-EC"/>
-          <w14:ligatures w14:val="none"/>
-        </w:rPr>
-        <w:t>:</w:t>
-      </w:r>
-    </w:p>
-    <w:p>
-      <w:pPr>
-        <w:shd w:val="clear" w:color="auto" w:fill="FFFFFF"/>
-        <w:spacing w:after="0" w:line="240" w:lineRule="auto"/>
-        <w:jc w:val="both"/>
-        <w:textAlignment w:val="baseline"/>
-        <w:rPr>
-          <w:rFonts w:ascii="Century Gothic" w:eastAsia="Times New Roman" w:hAnsi="Century Gothic" w:cs="Times New Roman"/>
-          <w:b/>
-          <w:bCs/>
-          <w:kern w:val="0"/>
-          <w:sz w:val="21"/>
-          <w:szCs w:val="21"/>
-          <w:lang w:val="es-EC" w:eastAsia="es-EC"/>
-          <w14:ligatures w14:val="none"/>
-        </w:rPr>
-      </w:pPr>
-    </w:p>
-    <w:p>
-      <w:pPr>
-        <w:shd w:val="clear" w:color="auto" w:fill="FFFFFF"/>
-        <w:spacing w:after="0" w:line="240" w:lineRule="auto"/>
-        <w:jc w:val="both"/>
-        <w:textAlignment w:val="baseline"/>
-        <w:rPr>
-          <w:rFonts w:ascii="Century Gothic" w:eastAsia="Times New Roman" w:hAnsi="Century Gothic" w:cs="Times New Roman"/>
-          <w:b/>
-          <w:bCs/>
-          <w:color w:val="BFBFBF" w:themeColor="background1" w:themeShade="BF"/>
-          <w:kern w:val="0"/>
-          <w:sz w:val="21"/>
-          <w:szCs w:val="21"/>
-          <w:lang w:val="es-EC" w:eastAsia="es-EC"/>
-          <w14:ligatures w14:val="none"/>
-        </w:rPr>
-      </w:pPr>
-      <w:r>
-        <w:rPr>
-          <w:rFonts w:ascii="Century Gothic" w:eastAsia="Times New Roman" w:hAnsi="Century Gothic" w:cs="Times New Roman"/>
-          <w:b/>
-          <w:bCs/>
-          <w:color w:val="000000"/>
-          <w:kern w:val="0"/>
-          <w:sz w:val="21"/>
-          <w:szCs w:val="21"/>
-          <w:lang w:val="es-EC" w:eastAsia="es-EC"/>
-          <w14:ligatures w14:val="none"/>
-        </w:rPr>
         <w:t>Se presentaron los siguientes inconvenientes durante el período, con las soluciones adoptadas:</w:t>
       </w:r>
     </w:p>
@@ -897,8 +823,6 @@
         <w:textAlignment w:val="baseline"/>
         <w:rPr>
           <w:rFonts w:ascii="Century Gothic" w:eastAsia="Times New Roman" w:hAnsi="Century Gothic" w:cs="Times New Roman"/>
-          <w:b/>
-          <w:bCs/>
           <w:color w:val="BFBFBF" w:themeColor="background1" w:themeShade="BF"/>
           <w:kern w:val="0"/>
           <w:sz w:val="21"/>
@@ -1021,6 +945,20 @@
         <w:textAlignment w:val="baseline"/>
         <w:rPr>
           <w:rFonts w:ascii="Century Gothic" w:eastAsia="Times New Roman" w:hAnsi="Century Gothic" w:cs="Times New Roman"/>
+          <w:kern w:val="0"/>
+          <w:lang w:val="es-EC" w:eastAsia="es-EC"/>
+          <w14:ligatures w14:val="none"/>
+        </w:rPr>
+      </w:pPr>
+    </w:p>
+    <w:p>
+      <w:pPr>
+        <w:shd w:val="clear" w:color="auto" w:fill="FFFFFF"/>
+        <w:spacing w:after="0" w:line="240" w:lineRule="auto"/>
+        <w:jc w:val="both"/>
+        <w:textAlignment w:val="baseline"/>
+        <w:rPr>
+          <w:rFonts w:ascii="Century Gothic" w:eastAsia="Times New Roman" w:hAnsi="Century Gothic" w:cs="Times New Roman"/>
           <w:b/>
           <w:bCs/>
           <w:kern w:val="0"/>
@@ -1028,13 +966,7 @@
           <w14:ligatures w14:val="none"/>
         </w:rPr>
       </w:pPr>
-    </w:p>
-    <w:p>
-      <w:pPr>
-        <w:shd w:val="clear" w:color="auto" w:fill="FFFFFF"/>
-        <w:spacing w:after="0" w:line="240" w:lineRule="auto"/>
-        <w:jc w:val="both"/>
-        <w:textAlignment w:val="baseline"/>
+      <w:r>
         <w:rPr>
           <w:rFonts w:ascii="Century Gothic" w:eastAsia="Times New Roman" w:hAnsi="Century Gothic" w:cs="Times New Roman"/>
           <w:b/>
@@ -1043,25 +975,14 @@
           <w:lang w:val="es-EC" w:eastAsia="es-EC"/>
           <w14:ligatures w14:val="none"/>
         </w:rPr>
-      </w:pPr>
+        <w:t>Plan de Actividades para el mes siguiente</w:t>
+      </w:r>
       <w:r>
         <w:rPr>
           <w:rFonts w:ascii="Century Gothic" w:eastAsia="Times New Roman" w:hAnsi="Century Gothic" w:cs="Times New Roman"/>
           <w:b/>
           <w:bCs/>
           <w:kern w:val="0"/>
-          <w:u w:val="single"/>
-          <w:lang w:val="es-EC" w:eastAsia="es-EC"/>
-          <w14:ligatures w14:val="none"/>
-        </w:rPr>
-        <w:t>Plan de Actividades para el mes siguiente</w:t>
-      </w:r>
-      <w:r>
-        <w:rPr>
-          <w:rFonts w:ascii="Century Gothic" w:eastAsia="Times New Roman" w:hAnsi="Century Gothic" w:cs="Times New Roman"/>
-          <w:b/>
-          <w:bCs/>
-          <w:kern w:val="0"/>
           <w:lang w:val="es-EC" w:eastAsia="es-EC"/>
           <w14:ligatures w14:val="none"/>
         </w:rPr>
@@ -1076,24 +997,20 @@
         <w:textAlignment w:val="baseline"/>
         <w:rPr>
           <w:rFonts w:ascii="Century Gothic" w:eastAsia="Times New Roman" w:hAnsi="Century Gothic" w:cs="Times New Roman"/>
-          <w:b/>
-          <w:bCs/>
-          <w:kern w:val="0"/>
-          <w:lang w:val="es-EC" w:eastAsia="es-EC"/>
-          <w14:ligatures w14:val="none"/>
-        </w:rPr>
-      </w:pPr>
-    </w:p>
-    <w:p>
-      <w:pPr>
-        <w:shd w:val="clear" w:color="auto" w:fill="FFFFFF"/>
-        <w:spacing w:after="0" w:line="240" w:lineRule="auto"/>
-        <w:jc w:val="both"/>
-        <w:textAlignment w:val="baseline"/>
-        <w:rPr>
-          <w:rFonts w:ascii="Century Gothic" w:eastAsia="Times New Roman" w:hAnsi="Century Gothic" w:cs="Times New Roman"/>
-          <w:b/>
-          <w:bCs/>
+          <w:kern w:val="0"/>
+          <w:lang w:val="es-EC" w:eastAsia="es-EC"/>
+          <w14:ligatures w14:val="none"/>
+        </w:rPr>
+      </w:pPr>
+    </w:p>
+    <w:p>
+      <w:pPr>
+        <w:shd w:val="clear" w:color="auto" w:fill="FFFFFF"/>
+        <w:spacing w:after="0" w:line="240" w:lineRule="auto"/>
+        <w:jc w:val="both"/>
+        <w:textAlignment w:val="baseline"/>
+        <w:rPr>
+          <w:rFonts w:ascii="Century Gothic" w:eastAsia="Times New Roman" w:hAnsi="Century Gothic" w:cs="Times New Roman"/>
           <w:color w:val="BFBFBF" w:themeColor="background1" w:themeShade="BF"/>
           <w:kern w:val="0"/>
           <w:lang w:eastAsia="es-EC"/>
@@ -1103,8 +1020,6 @@
       <w:r>
         <w:rPr>
           <w:rFonts w:ascii="Century Gothic" w:eastAsia="Times New Roman" w:hAnsi="Century Gothic" w:cs="Times New Roman"/>
-          <w:b/>
-          <w:bCs/>
           <w:color w:val="000000"/>
           <w:kern w:val="0"/>
           <w:lang w:eastAsia="es-EC"/>
@@ -1121,8 +1036,6 @@
         <w:textAlignment w:val="baseline"/>
         <w:rPr>
           <w:rFonts w:ascii="Century Gothic" w:eastAsia="Times New Roman" w:hAnsi="Century Gothic" w:cs="Times New Roman"/>
-          <w:b/>
-          <w:bCs/>
           <w:color w:val="BFBFBF" w:themeColor="background1" w:themeShade="BF"/>
           <w:kern w:val="0"/>
           <w:lang w:eastAsia="es-EC"/>
@@ -1138,8 +1051,6 @@
         <w:textAlignment w:val="baseline"/>
         <w:rPr>
           <w:rFonts w:ascii="Century Gothic" w:eastAsia="Times New Roman" w:hAnsi="Century Gothic" w:cs="Times New Roman"/>
-          <w:b/>
-          <w:bCs/>
           <w:color w:val="BFBFBF" w:themeColor="background1" w:themeShade="BF"/>
           <w:kern w:val="0"/>
           <w:lang w:eastAsia="es-EC"/>
@@ -1155,8 +1066,6 @@
         <w:textAlignment w:val="baseline"/>
         <w:rPr>
           <w:rFonts w:ascii="Century Gothic" w:eastAsia="Times New Roman" w:hAnsi="Century Gothic" w:cs="Times New Roman"/>
-          <w:b/>
-          <w:bCs/>
           <w:color w:val="BFBFBF" w:themeColor="background1" w:themeShade="BF"/>
           <w:kern w:val="0"/>
           <w:lang w:eastAsia="es-EC"/>
@@ -1172,8 +1081,6 @@
         <w:textAlignment w:val="baseline"/>
         <w:rPr>
           <w:rFonts w:ascii="Century Gothic" w:eastAsia="Times New Roman" w:hAnsi="Century Gothic" w:cs="Times New Roman"/>
-          <w:b/>
-          <w:bCs/>
           <w:color w:val="BFBFBF" w:themeColor="background1" w:themeShade="BF"/>
           <w:kern w:val="0"/>
           <w:lang w:val="es-EC" w:eastAsia="es-EC"/>
@@ -1212,21 +1119,17 @@
         <w:textAlignment w:val="baseline"/>
         <w:rPr>
           <w:rFonts w:ascii="Century Gothic" w:eastAsia="Times New Roman" w:hAnsi="Century Gothic" w:cs="Times New Roman"/>
-          <w:b/>
-          <w:bCs/>
-          <w:color w:val="BFBFBF" w:themeColor="background1" w:themeShade="BF"/>
-          <w:kern w:val="0"/>
-          <w:sz w:val="21"/>
-          <w:szCs w:val="21"/>
-          <w:lang w:val="es-EC" w:eastAsia="es-EC"/>
-          <w14:ligatures w14:val="none"/>
-        </w:rPr>
-      </w:pPr>
-      <w:r>
-        <w:rPr>
-          <w:rFonts w:ascii="Century Gothic" w:eastAsia="Times New Roman" w:hAnsi="Century Gothic" w:cs="Times New Roman"/>
-          <w:b/>
-          <w:bCs/>
+          <w:color w:val="BFBFBF" w:themeColor="background1" w:themeShade="BF"/>
+          <w:kern w:val="0"/>
+          <w:sz w:val="21"/>
+          <w:szCs w:val="21"/>
+          <w:lang w:val="es-EC" w:eastAsia="es-EC"/>
+          <w14:ligatures w14:val="none"/>
+        </w:rPr>
+      </w:pPr>
+      <w:r>
+        <w:rPr>
+          <w:rFonts w:ascii="Century Gothic" w:eastAsia="Times New Roman" w:hAnsi="Century Gothic" w:cs="Times New Roman"/>
           <w:color w:val="000000"/>
           <w:kern w:val="0"/>
           <w:sz w:val="21"/>
@@ -1245,20 +1148,16 @@
         <w:textAlignment w:val="baseline"/>
         <w:rPr>
           <w:rFonts w:ascii="Century Gothic" w:eastAsia="Times New Roman" w:hAnsi="Century Gothic" w:cs="Times New Roman"/>
-          <w:b/>
-          <w:bCs/>
-          <w:kern w:val="0"/>
-          <w:sz w:val="21"/>
-          <w:szCs w:val="21"/>
-          <w:lang w:val="es-EC" w:eastAsia="es-EC"/>
-          <w14:ligatures w14:val="none"/>
-        </w:rPr>
-      </w:pPr>
-      <w:r>
-        <w:rPr>
-          <w:rFonts w:ascii="Century Gothic" w:eastAsia="Times New Roman" w:hAnsi="Century Gothic" w:cs="Times New Roman"/>
-          <w:b/>
-          <w:bCs/>
+          <w:kern w:val="0"/>
+          <w:sz w:val="21"/>
+          <w:szCs w:val="21"/>
+          <w:lang w:val="es-EC" w:eastAsia="es-EC"/>
+          <w14:ligatures w14:val="none"/>
+        </w:rPr>
+      </w:pPr>
+      <w:r>
+        <w:rPr>
+          <w:rFonts w:ascii="Century Gothic" w:eastAsia="Times New Roman" w:hAnsi="Century Gothic" w:cs="Times New Roman"/>
           <w:kern w:val="0"/>
           <w:sz w:val="21"/>
           <w:szCs w:val="21"/>
@@ -1276,21 +1175,17 @@
         <w:textAlignment w:val="baseline"/>
         <w:rPr>
           <w:rFonts w:ascii="Century Gothic" w:eastAsia="Times New Roman" w:hAnsi="Century Gothic" w:cs="Times New Roman"/>
-          <w:b/>
-          <w:bCs/>
-          <w:color w:val="BFBFBF" w:themeColor="background1" w:themeShade="BF"/>
-          <w:kern w:val="0"/>
-          <w:sz w:val="21"/>
-          <w:szCs w:val="21"/>
-          <w:lang w:val="es-EC" w:eastAsia="es-EC"/>
-          <w14:ligatures w14:val="none"/>
-        </w:rPr>
-      </w:pPr>
-      <w:r>
-        <w:rPr>
-          <w:rFonts w:ascii="Century Gothic" w:eastAsia="Times New Roman" w:hAnsi="Century Gothic" w:cs="Times New Roman"/>
-          <w:b/>
-          <w:bCs/>
+          <w:color w:val="BFBFBF" w:themeColor="background1" w:themeShade="BF"/>
+          <w:kern w:val="0"/>
+          <w:sz w:val="21"/>
+          <w:szCs w:val="21"/>
+          <w:lang w:val="es-EC" w:eastAsia="es-EC"/>
+          <w14:ligatures w14:val="none"/>
+        </w:rPr>
+      </w:pPr>
+      <w:r>
+        <w:rPr>
+          <w:rFonts w:ascii="Century Gothic" w:eastAsia="Times New Roman" w:hAnsi="Century Gothic" w:cs="Times New Roman"/>
           <w:color w:val="000000"/>
           <w:kern w:val="0"/>
           <w:sz w:val="21"/>
@@ -1309,109 +1204,97 @@
         <w:textAlignment w:val="baseline"/>
         <w:rPr>
           <w:rFonts w:ascii="Century Gothic" w:eastAsia="Times New Roman" w:hAnsi="Century Gothic" w:cs="Times New Roman"/>
-          <w:b/>
-          <w:bCs/>
-          <w:color w:val="BFBFBF" w:themeColor="background1" w:themeShade="BF"/>
-          <w:kern w:val="0"/>
-          <w:sz w:val="21"/>
-          <w:szCs w:val="21"/>
-          <w:lang w:val="es-EC" w:eastAsia="es-EC"/>
-          <w14:ligatures w14:val="none"/>
-        </w:rPr>
-      </w:pPr>
-    </w:p>
-    <w:p>
-      <w:pPr>
-        <w:shd w:val="clear" w:color="auto" w:fill="FFFFFF"/>
-        <w:spacing w:after="0" w:line="240" w:lineRule="auto"/>
-        <w:jc w:val="both"/>
-        <w:textAlignment w:val="baseline"/>
-        <w:rPr>
-          <w:rFonts w:ascii="Century Gothic" w:eastAsia="Times New Roman" w:hAnsi="Century Gothic" w:cs="Times New Roman"/>
-          <w:b/>
-          <w:bCs/>
-          <w:color w:val="BFBFBF" w:themeColor="background1" w:themeShade="BF"/>
-          <w:kern w:val="0"/>
-          <w:sz w:val="21"/>
-          <w:szCs w:val="21"/>
-          <w:lang w:val="es-EC" w:eastAsia="es-EC"/>
-          <w14:ligatures w14:val="none"/>
-        </w:rPr>
-      </w:pPr>
-    </w:p>
-    <w:p>
-      <w:pPr>
-        <w:shd w:val="clear" w:color="auto" w:fill="FFFFFF"/>
-        <w:spacing w:after="0" w:line="240" w:lineRule="auto"/>
-        <w:jc w:val="both"/>
-        <w:textAlignment w:val="baseline"/>
-        <w:rPr>
-          <w:rFonts w:ascii="Century Gothic" w:eastAsia="Times New Roman" w:hAnsi="Century Gothic" w:cs="Times New Roman"/>
-          <w:kern w:val="0"/>
-          <w:lang w:val="es-EC" w:eastAsia="es-EC"/>
-          <w14:ligatures w14:val="none"/>
-        </w:rPr>
-      </w:pPr>
-    </w:p>
-    <w:p>
-      <w:pPr>
-        <w:shd w:val="clear" w:color="auto" w:fill="FFFFFF"/>
-        <w:spacing w:after="0" w:line="240" w:lineRule="auto"/>
-        <w:jc w:val="both"/>
-        <w:textAlignment w:val="baseline"/>
-        <w:rPr>
-          <w:rFonts w:ascii="Century Gothic" w:eastAsia="Times New Roman" w:hAnsi="Century Gothic" w:cs="Times New Roman"/>
-          <w:b/>
-          <w:bCs/>
-          <w:color w:val="BFBFBF" w:themeColor="background1" w:themeShade="BF"/>
-          <w:kern w:val="0"/>
-          <w:lang w:val="es-EC" w:eastAsia="es-EC"/>
-          <w14:ligatures w14:val="none"/>
-        </w:rPr>
-      </w:pPr>
-    </w:p>
-    <w:p>
-      <w:pPr>
-        <w:shd w:val="clear" w:color="auto" w:fill="FFFFFF"/>
-        <w:spacing w:after="0" w:line="240" w:lineRule="auto"/>
-        <w:jc w:val="both"/>
-        <w:textAlignment w:val="baseline"/>
-        <w:rPr>
-          <w:rFonts w:ascii="Century Gothic" w:eastAsia="Times New Roman" w:hAnsi="Century Gothic" w:cs="Times New Roman"/>
-          <w:b/>
-          <w:bCs/>
-          <w:kern w:val="0"/>
-          <w:lang w:val="es-EC" w:eastAsia="es-EC"/>
-          <w14:ligatures w14:val="none"/>
-        </w:rPr>
-      </w:pPr>
-    </w:p>
-    <w:p>
-      <w:pPr>
-        <w:shd w:val="clear" w:color="auto" w:fill="FFFFFF"/>
-        <w:spacing w:after="0" w:line="240" w:lineRule="auto"/>
-        <w:jc w:val="both"/>
-        <w:textAlignment w:val="baseline"/>
-        <w:rPr>
-          <w:rFonts w:ascii="Century Gothic" w:eastAsia="Times New Roman" w:hAnsi="Century Gothic" w:cs="Times New Roman"/>
-          <w:b/>
-          <w:bCs/>
-          <w:kern w:val="0"/>
-          <w:lang w:val="es-EC" w:eastAsia="es-EC"/>
-          <w14:ligatures w14:val="none"/>
-        </w:rPr>
-      </w:pPr>
-    </w:p>
-    <w:p>
-      <w:pPr>
-        <w:shd w:val="clear" w:color="auto" w:fill="FFFFFF"/>
-        <w:spacing w:after="0" w:line="240" w:lineRule="auto"/>
-        <w:jc w:val="both"/>
-        <w:textAlignment w:val="baseline"/>
-        <w:rPr>
-          <w:rFonts w:ascii="Century Gothic" w:eastAsia="Times New Roman" w:hAnsi="Century Gothic" w:cs="Times New Roman"/>
-          <w:b/>
-          <w:bCs/>
+          <w:color w:val="BFBFBF" w:themeColor="background1" w:themeShade="BF"/>
+          <w:kern w:val="0"/>
+          <w:sz w:val="21"/>
+          <w:szCs w:val="21"/>
+          <w:lang w:val="es-EC" w:eastAsia="es-EC"/>
+          <w14:ligatures w14:val="none"/>
+        </w:rPr>
+      </w:pPr>
+    </w:p>
+    <w:p>
+      <w:pPr>
+        <w:shd w:val="clear" w:color="auto" w:fill="FFFFFF"/>
+        <w:spacing w:after="0" w:line="240" w:lineRule="auto"/>
+        <w:jc w:val="both"/>
+        <w:textAlignment w:val="baseline"/>
+        <w:rPr>
+          <w:rFonts w:ascii="Century Gothic" w:eastAsia="Times New Roman" w:hAnsi="Century Gothic" w:cs="Times New Roman"/>
+          <w:color w:val="BFBFBF" w:themeColor="background1" w:themeShade="BF"/>
+          <w:kern w:val="0"/>
+          <w:sz w:val="21"/>
+          <w:szCs w:val="21"/>
+          <w:lang w:val="es-EC" w:eastAsia="es-EC"/>
+          <w14:ligatures w14:val="none"/>
+        </w:rPr>
+      </w:pPr>
+    </w:p>
+    <w:p>
+      <w:pPr>
+        <w:shd w:val="clear" w:color="auto" w:fill="FFFFFF"/>
+        <w:spacing w:after="0" w:line="240" w:lineRule="auto"/>
+        <w:jc w:val="both"/>
+        <w:textAlignment w:val="baseline"/>
+        <w:rPr>
+          <w:rFonts w:ascii="Century Gothic" w:eastAsia="Times New Roman" w:hAnsi="Century Gothic" w:cs="Times New Roman"/>
+          <w:kern w:val="0"/>
+          <w:lang w:val="es-EC" w:eastAsia="es-EC"/>
+          <w14:ligatures w14:val="none"/>
+        </w:rPr>
+      </w:pPr>
+    </w:p>
+    <w:p>
+      <w:pPr>
+        <w:shd w:val="clear" w:color="auto" w:fill="FFFFFF"/>
+        <w:spacing w:after="0" w:line="240" w:lineRule="auto"/>
+        <w:jc w:val="both"/>
+        <w:textAlignment w:val="baseline"/>
+        <w:rPr>
+          <w:rFonts w:ascii="Century Gothic" w:eastAsia="Times New Roman" w:hAnsi="Century Gothic" w:cs="Times New Roman"/>
+          <w:color w:val="BFBFBF" w:themeColor="background1" w:themeShade="BF"/>
+          <w:kern w:val="0"/>
+          <w:lang w:val="es-EC" w:eastAsia="es-EC"/>
+          <w14:ligatures w14:val="none"/>
+        </w:rPr>
+      </w:pPr>
+    </w:p>
+    <w:p>
+      <w:pPr>
+        <w:shd w:val="clear" w:color="auto" w:fill="FFFFFF"/>
+        <w:spacing w:after="0" w:line="240" w:lineRule="auto"/>
+        <w:jc w:val="both"/>
+        <w:textAlignment w:val="baseline"/>
+        <w:rPr>
+          <w:rFonts w:ascii="Century Gothic" w:eastAsia="Times New Roman" w:hAnsi="Century Gothic" w:cs="Times New Roman"/>
+          <w:kern w:val="0"/>
+          <w:lang w:val="es-EC" w:eastAsia="es-EC"/>
+          <w14:ligatures w14:val="none"/>
+        </w:rPr>
+      </w:pPr>
+    </w:p>
+    <w:p>
+      <w:pPr>
+        <w:shd w:val="clear" w:color="auto" w:fill="FFFFFF"/>
+        <w:spacing w:after="0" w:line="240" w:lineRule="auto"/>
+        <w:jc w:val="both"/>
+        <w:textAlignment w:val="baseline"/>
+        <w:rPr>
+          <w:rFonts w:ascii="Century Gothic" w:eastAsia="Times New Roman" w:hAnsi="Century Gothic" w:cs="Times New Roman"/>
+          <w:kern w:val="0"/>
+          <w:lang w:val="es-EC" w:eastAsia="es-EC"/>
+          <w14:ligatures w14:val="none"/>
+        </w:rPr>
+      </w:pPr>
+    </w:p>
+    <w:p>
+      <w:pPr>
+        <w:shd w:val="clear" w:color="auto" w:fill="FFFFFF"/>
+        <w:spacing w:after="0" w:line="240" w:lineRule="auto"/>
+        <w:jc w:val="both"/>
+        <w:textAlignment w:val="baseline"/>
+        <w:rPr>
+          <w:rFonts w:ascii="Century Gothic" w:eastAsia="Times New Roman" w:hAnsi="Century Gothic" w:cs="Times New Roman"/>
           <w:color w:val="BFBFBF" w:themeColor="background1" w:themeShade="BF"/>
           <w:kern w:val="0"/>
           <w:lang w:val="es-EC" w:eastAsia="es-EC"/>
